--- a/docs/system architecture conventions.docx
+++ b/docs/system architecture conventions.docx
@@ -1219,7 +1219,7 @@
           <w:sz w:val="24"/>
           <w:szCs w:val="24"/>
         </w:rPr>
-        <w:t>id": "123", "username": "</w:t>
+        <w:t>id": "123", "displayName": "Danny"</w:t>
       </w:r>
       <w:proofErr w:type="spellStart"/>
       <w:r>
@@ -1227,7 +1227,6 @@
           <w:sz w:val="24"/>
           <w:szCs w:val="24"/>
         </w:rPr>
-        <w:t>danny</w:t>
       </w:r>
       <w:proofErr w:type="spellEnd"/>
       <w:proofErr w:type="gramStart"/>
@@ -1236,7 +1235,7 @@
           <w:sz w:val="24"/>
           <w:szCs w:val="24"/>
         </w:rPr>
-        <w:t>" }</w:t>
+        <w:t xml:space="preserve"> }</w:t>
       </w:r>
       <w:proofErr w:type="gramEnd"/>
     </w:p>
